--- a/StudentGuideModule2/appendices/digital_multimeters/dmm_figs_xr37.docx
+++ b/StudentGuideModule2/appendices/digital_multimeters/dmm_figs_xr37.docx
@@ -1,6 +1,6 @@
 
 <file path=word/document.xml><?xml version="1.0" encoding="utf-8"?>
-<w:document xmlns:wpc="http://schemas.microsoft.com/office/word/2010/wordprocessingCanvas" xmlns:cx="http://schemas.microsoft.com/office/drawing/2014/chartex" xmlns:cx1="http://schemas.microsoft.com/office/drawing/2015/9/8/chartex" xmlns:mc="http://schemas.openxmlformats.org/markup-compatibility/2006" xmlns:o="urn:schemas-microsoft-com:office:office" xmlns:r="http://schemas.openxmlformats.org/officeDocument/2006/relationships" xmlns:m="http://schemas.openxmlformats.org/officeDocument/2006/math" xmlns:v="urn:schemas-microsoft-com:vml" xmlns:wp14="http://schemas.microsoft.com/office/word/2010/wordprocessingDrawing" xmlns:wp="http://schemas.openxmlformats.org/drawingml/2006/wordprocessingDrawing" xmlns:w10="urn:schemas-microsoft-com:office:word" xmlns:w="http://schemas.openxmlformats.org/wordprocessingml/2006/main" xmlns:w14="http://schemas.microsoft.com/office/word/2010/wordml" xmlns:w15="http://schemas.microsoft.com/office/word/2012/wordml" xmlns:w16se="http://schemas.microsoft.com/office/word/2015/wordml/symex" xmlns:wpg="http://schemas.microsoft.com/office/word/2010/wordprocessingGroup" xmlns:wpi="http://schemas.microsoft.com/office/word/2010/wordprocessingInk" xmlns:wne="http://schemas.microsoft.com/office/word/2006/wordml" xmlns:wps="http://schemas.microsoft.com/office/word/2010/wordprocessingShape" mc:Ignorable="w14 w15 w16se wp14">
+<w:document xmlns:wpc="http://schemas.microsoft.com/office/word/2010/wordprocessingCanvas" xmlns:cx="http://schemas.microsoft.com/office/drawing/2014/chartex" xmlns:cx1="http://schemas.microsoft.com/office/drawing/2015/9/8/chartex" xmlns:cx2="http://schemas.microsoft.com/office/drawing/2015/10/21/chartex" xmlns:cx3="http://schemas.microsoft.com/office/drawing/2016/5/9/chartex" xmlns:cx4="http://schemas.microsoft.com/office/drawing/2016/5/10/chartex" xmlns:cx5="http://schemas.microsoft.com/office/drawing/2016/5/11/chartex" xmlns:cx6="http://schemas.microsoft.com/office/drawing/2016/5/12/chartex" xmlns:cx7="http://schemas.microsoft.com/office/drawing/2016/5/13/chartex" xmlns:cx8="http://schemas.microsoft.com/office/drawing/2016/5/14/chartex" xmlns:mc="http://schemas.openxmlformats.org/markup-compatibility/2006" xmlns:aink="http://schemas.microsoft.com/office/drawing/2016/ink" xmlns:am3d="http://schemas.microsoft.com/office/drawing/2017/model3d" xmlns:o="urn:schemas-microsoft-com:office:office" xmlns:oel="http://schemas.microsoft.com/office/2019/extlst" xmlns:r="http://schemas.openxmlformats.org/officeDocument/2006/relationships" xmlns:m="http://schemas.openxmlformats.org/officeDocument/2006/math" xmlns:v="urn:schemas-microsoft-com:vml" xmlns:wp14="http://schemas.microsoft.com/office/word/2010/wordprocessingDrawing" xmlns:wp="http://schemas.openxmlformats.org/drawingml/2006/wordprocessingDrawing" xmlns:w10="urn:schemas-microsoft-com:office:word" xmlns:w="http://schemas.openxmlformats.org/wordprocessingml/2006/main" xmlns:w14="http://schemas.microsoft.com/office/word/2010/wordml" xmlns:w15="http://schemas.microsoft.com/office/word/2012/wordml" xmlns:w16cex="http://schemas.microsoft.com/office/word/2018/wordml/cex" xmlns:w16cid="http://schemas.microsoft.com/office/word/2016/wordml/cid" xmlns:w16="http://schemas.microsoft.com/office/word/2018/wordml" xmlns:w16du="http://schemas.microsoft.com/office/word/2023/wordml/word16du" xmlns:w16sdtdh="http://schemas.microsoft.com/office/word/2020/wordml/sdtdatahash" xmlns:w16sdtfl="http://schemas.microsoft.com/office/word/2024/wordml/sdtformatlock" xmlns:w16se="http://schemas.microsoft.com/office/word/2015/wordml/symex" xmlns:wpg="http://schemas.microsoft.com/office/word/2010/wordprocessingGroup" xmlns:wpi="http://schemas.microsoft.com/office/word/2010/wordprocessingInk" xmlns:wne="http://schemas.microsoft.com/office/word/2006/wordml" xmlns:wps="http://schemas.microsoft.com/office/word/2010/wordprocessingShape" mc:Ignorable="w14 w15 w16se w16cid w16 w16cex w16sdtdh w16sdtfl w16du wp14">
   <w:body>
     <w:p>
       <w:pPr>
@@ -21,7 +21,7 @@
         <mc:AlternateContent>
           <mc:Choice Requires="wps">
             <w:drawing>
-              <wp:anchor distT="0" distB="0" distL="114300" distR="114300" simplePos="0" relativeHeight="251692032" behindDoc="0" locked="0" layoutInCell="1" allowOverlap="1">
+              <wp:anchor distT="0" distB="0" distL="114300" distR="114300" simplePos="0" relativeHeight="251691008" behindDoc="0" locked="0" layoutInCell="1" allowOverlap="1" wp14:anchorId="7796C23C" wp14:editId="2D9B5F77">
                 <wp:simplePos x="0" y="0"/>
                 <wp:positionH relativeFrom="column">
                   <wp:posOffset>4009073</wp:posOffset>
@@ -89,7 +89,7 @@
           </mc:Choice>
           <mc:Fallback>
             <w:pict>
-              <v:shapetype w14:anchorId="04BAB935" id="_x0000_t88" coordsize="21600,21600" o:spt="88" adj="1800,10800" path="m,qx10800@0l10800@2qy21600@11,10800@3l10800@1qy,21600e" filled="f">
+              <v:shapetype w14:anchorId="5F60B8A7" id="_x0000_t88" coordsize="21600,21600" o:spt="88" adj="1800,10800" path="m,qx10800@0l10800@2qy21600@11,10800@3l10800@1qy,21600e" filled="f">
                 <v:formulas>
                   <v:f eqn="val #0"/>
                   <v:f eqn="sum 21600 0 #0"/>
@@ -110,7 +110,7 @@
                   <v:h position="bottomRight,#1" yrange="@9,@10"/>
                 </v:handles>
               </v:shapetype>
-              <v:shape id="Right Brace 51" o:spid="_x0000_s1026" type="#_x0000_t88" style="position:absolute;margin-left:315.7pt;margin-top:-27.75pt;width:12.3pt;height:280.95pt;rotation:-90;z-index:251692032;visibility:visible;mso-wrap-style:square;mso-width-percent:0;mso-height-percent:0;mso-wrap-distance-left:9pt;mso-wrap-distance-top:0;mso-wrap-distance-right:9pt;mso-wrap-distance-bottom:0;mso-position-horizontal:absolute;mso-position-horizontal-relative:text;mso-position-vertical:absolute;mso-position-vertical-relative:text;mso-width-percent:0;mso-height-percent:0;mso-width-relative:margin;mso-height-relative:margin;v-text-anchor:middle" o:gfxdata="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" adj="859,11182" strokecolor="black [3213]" strokeweight="1pt"/>
+              <v:shape id="Right Brace 51" o:spid="_x0000_s1026" type="#_x0000_t88" style="position:absolute;margin-left:315.7pt;margin-top:-27.75pt;width:12.3pt;height:280.95pt;rotation:-90;z-index:251691008;visibility:visible;mso-wrap-style:square;mso-width-percent:0;mso-height-percent:0;mso-wrap-distance-left:9pt;mso-wrap-distance-top:0;mso-wrap-distance-right:9pt;mso-wrap-distance-bottom:0;mso-position-horizontal:absolute;mso-position-horizontal-relative:text;mso-position-vertical:absolute;mso-position-vertical-relative:text;mso-width-percent:0;mso-height-percent:0;mso-width-relative:margin;mso-height-relative:margin;v-text-anchor:middle" o:gfxdata="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" adj="859,11182" strokecolor="black [3213]" strokeweight="1pt"/>
             </w:pict>
           </mc:Fallback>
         </mc:AlternateContent>
@@ -133,8 +133,1226 @@
           <w:szCs w:val="24"/>
         </w:rPr>
       </w:pPr>
-      <w:bookmarkStart w:id="0" w:name="_GoBack"/>
-      <w:bookmarkEnd w:id="0"/>
+      <w:r>
+        <w:rPr>
+          <w:noProof/>
+        </w:rPr>
+        <mc:AlternateContent>
+          <mc:Choice Requires="wpg">
+            <w:drawing>
+              <wp:anchor distT="0" distB="0" distL="114300" distR="114300" simplePos="0" relativeHeight="251713536" behindDoc="0" locked="0" layoutInCell="1" allowOverlap="1" wp14:anchorId="47BD1E1A" wp14:editId="32806A0F">
+                <wp:simplePos x="0" y="0"/>
+                <wp:positionH relativeFrom="column">
+                  <wp:posOffset>2310423</wp:posOffset>
+                </wp:positionH>
+                <wp:positionV relativeFrom="paragraph">
+                  <wp:posOffset>1374140</wp:posOffset>
+                </wp:positionV>
+                <wp:extent cx="1718547" cy="2353547"/>
+                <wp:effectExtent l="0" t="0" r="0" b="8890"/>
+                <wp:wrapNone/>
+                <wp:docPr id="121372649" name="Group 33"/>
+                <wp:cNvGraphicFramePr/>
+                <a:graphic xmlns:a="http://schemas.openxmlformats.org/drawingml/2006/main">
+                  <a:graphicData uri="http://schemas.microsoft.com/office/word/2010/wordprocessingGroup">
+                    <wpg:wgp>
+                      <wpg:cNvGrpSpPr/>
+                      <wpg:grpSpPr>
+                        <a:xfrm>
+                          <a:off x="0" y="0"/>
+                          <a:ext cx="1718547" cy="2353547"/>
+                          <a:chOff x="0" y="0"/>
+                          <a:chExt cx="1718547" cy="2353547"/>
+                        </a:xfrm>
+                      </wpg:grpSpPr>
+                      <pic:pic xmlns:pic="http://schemas.openxmlformats.org/drawingml/2006/picture">
+                        <pic:nvPicPr>
+                          <pic:cNvPr id="1228228038" name="Picture 13"/>
+                          <pic:cNvPicPr>
+                            <a:picLocks noChangeAspect="1"/>
+                          </pic:cNvPicPr>
+                        </pic:nvPicPr>
+                        <pic:blipFill>
+                          <a:blip r:embed="rId6" cstate="print">
+                            <a:extLst>
+                              <a:ext uri="{28A0092B-C50C-407E-A947-70E740481C1C}">
+                                <a14:useLocalDpi xmlns:a14="http://schemas.microsoft.com/office/drawing/2010/main" val="0"/>
+                              </a:ext>
+                            </a:extLst>
+                          </a:blip>
+                          <a:stretch>
+                            <a:fillRect/>
+                          </a:stretch>
+                        </pic:blipFill>
+                        <pic:spPr>
+                          <a:xfrm>
+                            <a:off x="0" y="0"/>
+                            <a:ext cx="1056005" cy="2320290"/>
+                          </a:xfrm>
+                          <a:prstGeom prst="rect">
+                            <a:avLst/>
+                          </a:prstGeom>
+                        </pic:spPr>
+                      </pic:pic>
+                      <wps:wsp>
+                        <wps:cNvPr id="629649350" name="Freeform 17"/>
+                        <wps:cNvSpPr/>
+                        <wps:spPr>
+                          <a:xfrm flipV="1">
+                            <a:off x="553915" y="1997808"/>
+                            <a:ext cx="1061586" cy="183474"/>
+                          </a:xfrm>
+                          <a:custGeom>
+                            <a:avLst/>
+                            <a:gdLst>
+                              <a:gd name="connsiteX0" fmla="*/ 0 w 723900"/>
+                              <a:gd name="connsiteY0" fmla="*/ 206828 h 206828"/>
+                              <a:gd name="connsiteX1" fmla="*/ 283029 w 723900"/>
+                              <a:gd name="connsiteY1" fmla="*/ 5442 h 206828"/>
+                              <a:gd name="connsiteX2" fmla="*/ 723900 w 723900"/>
+                              <a:gd name="connsiteY2" fmla="*/ 0 h 206828"/>
+                              <a:gd name="connsiteX0" fmla="*/ 0 w 723900"/>
+                              <a:gd name="connsiteY0" fmla="*/ 210114 h 210114"/>
+                              <a:gd name="connsiteX1" fmla="*/ 215537 w 723900"/>
+                              <a:gd name="connsiteY1" fmla="*/ 0 h 210114"/>
+                              <a:gd name="connsiteX2" fmla="*/ 723900 w 723900"/>
+                              <a:gd name="connsiteY2" fmla="*/ 3286 h 210114"/>
+                              <a:gd name="connsiteX0" fmla="*/ 0 w 723900"/>
+                              <a:gd name="connsiteY0" fmla="*/ 207931 h 207931"/>
+                              <a:gd name="connsiteX1" fmla="*/ 206829 w 723900"/>
+                              <a:gd name="connsiteY1" fmla="*/ 0 h 207931"/>
+                              <a:gd name="connsiteX2" fmla="*/ 723900 w 723900"/>
+                              <a:gd name="connsiteY2" fmla="*/ 1103 h 207931"/>
+                            </a:gdLst>
+                            <a:ahLst/>
+                            <a:cxnLst>
+                              <a:cxn ang="0">
+                                <a:pos x="connsiteX0" y="connsiteY0"/>
+                              </a:cxn>
+                              <a:cxn ang="0">
+                                <a:pos x="connsiteX1" y="connsiteY1"/>
+                              </a:cxn>
+                              <a:cxn ang="0">
+                                <a:pos x="connsiteX2" y="connsiteY2"/>
+                              </a:cxn>
+                            </a:cxnLst>
+                            <a:rect l="l" t="t" r="r" b="b"/>
+                            <a:pathLst>
+                              <a:path w="723900" h="207931">
+                                <a:moveTo>
+                                  <a:pt x="0" y="207931"/>
+                                </a:moveTo>
+                                <a:lnTo>
+                                  <a:pt x="206829" y="0"/>
+                                </a:lnTo>
+                                <a:lnTo>
+                                  <a:pt x="723900" y="1103"/>
+                                </a:lnTo>
+                              </a:path>
+                            </a:pathLst>
+                          </a:custGeom>
+                          <a:ln w="28575" cmpd="sng">
+                            <a:solidFill>
+                              <a:srgbClr val="A6FF01"/>
+                            </a:solidFill>
+                            <a:headEnd type="triangle" w="med" len="med"/>
+                            <a:tailEnd type="none" w="med" len="med"/>
+                          </a:ln>
+                        </wps:spPr>
+                        <wps:style>
+                          <a:lnRef idx="1">
+                            <a:schemeClr val="accent1"/>
+                          </a:lnRef>
+                          <a:fillRef idx="0">
+                            <a:schemeClr val="accent1"/>
+                          </a:fillRef>
+                          <a:effectRef idx="0">
+                            <a:schemeClr val="accent1"/>
+                          </a:effectRef>
+                          <a:fontRef idx="minor">
+                            <a:schemeClr val="tx1"/>
+                          </a:fontRef>
+                        </wps:style>
+                        <wps:bodyPr rot="0" spcFirstLastPara="0" vertOverflow="overflow" horzOverflow="overflow" vert="horz" wrap="square" lIns="91440" tIns="45720" rIns="91440" bIns="45720" numCol="1" spcCol="0" rtlCol="0" fromWordArt="0" anchor="ctr" anchorCtr="0" forceAA="0" compatLnSpc="1">
+                          <a:prstTxWarp prst="textNoShape">
+                            <a:avLst/>
+                          </a:prstTxWarp>
+                          <a:noAutofit/>
+                        </wps:bodyPr>
+                      </wps:wsp>
+                      <wps:wsp>
+                        <wps:cNvPr id="1199253646" name="Text Box 8"/>
+                        <wps:cNvSpPr txBox="1"/>
+                        <wps:spPr>
+                          <a:xfrm>
+                            <a:off x="1114669" y="1880577"/>
+                            <a:ext cx="596078" cy="472970"/>
+                          </a:xfrm>
+                          <a:prstGeom prst="rect">
+                            <a:avLst/>
+                          </a:prstGeom>
+                          <a:solidFill>
+                            <a:schemeClr val="bg1"/>
+                          </a:solidFill>
+                          <a:ln w="6350">
+                            <a:noFill/>
+                          </a:ln>
+                        </wps:spPr>
+                        <wps:txbx>
+                          <w:txbxContent>
+                            <w:p>
+                              <w:pPr>
+                                <w:spacing w:after="0"/>
+                                <w:rPr>
+                                  <w:sz w:val="20"/>
+                                  <w:szCs w:val="20"/>
+                                </w:rPr>
+                              </w:pPr>
+                              <w:r>
+                                <w:rPr>
+                                  <w:sz w:val="20"/>
+                                  <w:szCs w:val="20"/>
+                                </w:rPr>
+                                <w:t>input</w:t>
+                              </w:r>
+                              <w:r>
+                                <w:rPr>
+                                  <w:sz w:val="20"/>
+                                  <w:szCs w:val="20"/>
+                                </w:rPr>
+                                <w:t>s</w:t>
+                              </w:r>
+                              <w:r>
+                                <w:rPr>
+                                  <w:sz w:val="20"/>
+                                  <w:szCs w:val="20"/>
+                                </w:rPr>
+                                <w:t>:</w:t>
+                              </w:r>
+                              <w:r>
+                                <w:rPr>
+                                  <w:sz w:val="20"/>
+                                  <w:szCs w:val="20"/>
+                                </w:rPr>
+                                <w:t xml:space="preserve"> </w:t>
+                              </w:r>
+                            </w:p>
+                            <w:p>
+                              <w:pPr>
+                                <w:rPr>
+                                  <w:sz w:val="20"/>
+                                  <w:szCs w:val="20"/>
+                                </w:rPr>
+                              </w:pPr>
+                              <w:r>
+                                <w:rPr>
+                                  <w:sz w:val="20"/>
+                                  <w:szCs w:val="20"/>
+                                </w:rPr>
+                                <w:t>1</w:t>
+                              </w:r>
+                              <w:r>
+                                <w:rPr>
+                                  <w:sz w:val="20"/>
+                                  <w:szCs w:val="20"/>
+                                </w:rPr>
+                                <w:t>0</w:t>
+                              </w:r>
+                              <w:r>
+                                <w:rPr>
+                                  <w:sz w:val="20"/>
+                                  <w:szCs w:val="20"/>
+                                </w:rPr>
+                                <w:t>A</w:t>
+                              </w:r>
+                              <w:r>
+                                <w:rPr>
+                                  <w:sz w:val="20"/>
+                                  <w:szCs w:val="20"/>
+                                </w:rPr>
+                                <w:t>,</w:t>
+                              </w:r>
+                              <w:r>
+                                <w:rPr>
+                                  <w:sz w:val="20"/>
+                                  <w:szCs w:val="20"/>
+                                </w:rPr>
+                                <w:t xml:space="preserve"> COM</w:t>
+                              </w:r>
+                            </w:p>
+                          </w:txbxContent>
+                        </wps:txbx>
+                        <wps:bodyPr rot="0" spcFirstLastPara="0" vertOverflow="overflow" horzOverflow="overflow" vert="horz" wrap="square" lIns="0" tIns="45720" rIns="0" bIns="45720" numCol="1" spcCol="0" rtlCol="0" fromWordArt="0" anchor="t" anchorCtr="0" forceAA="0" compatLnSpc="1">
+                          <a:prstTxWarp prst="textNoShape">
+                            <a:avLst/>
+                          </a:prstTxWarp>
+                          <a:noAutofit/>
+                        </wps:bodyPr>
+                      </wps:wsp>
+                      <wps:wsp>
+                        <wps:cNvPr id="2001023307" name="Freeform 15"/>
+                        <wps:cNvSpPr/>
+                        <wps:spPr>
+                          <a:xfrm rot="10800000" flipH="1">
+                            <a:off x="900235" y="1425819"/>
+                            <a:ext cx="691243" cy="42536"/>
+                          </a:xfrm>
+                          <a:custGeom>
+                            <a:avLst/>
+                            <a:gdLst>
+                              <a:gd name="connsiteX0" fmla="*/ 0 w 723900"/>
+                              <a:gd name="connsiteY0" fmla="*/ 206828 h 206828"/>
+                              <a:gd name="connsiteX1" fmla="*/ 283029 w 723900"/>
+                              <a:gd name="connsiteY1" fmla="*/ 5442 h 206828"/>
+                              <a:gd name="connsiteX2" fmla="*/ 723900 w 723900"/>
+                              <a:gd name="connsiteY2" fmla="*/ 0 h 206828"/>
+                              <a:gd name="connsiteX0" fmla="*/ 0 w 723900"/>
+                              <a:gd name="connsiteY0" fmla="*/ 210114 h 210114"/>
+                              <a:gd name="connsiteX1" fmla="*/ 215537 w 723900"/>
+                              <a:gd name="connsiteY1" fmla="*/ 0 h 210114"/>
+                              <a:gd name="connsiteX2" fmla="*/ 723900 w 723900"/>
+                              <a:gd name="connsiteY2" fmla="*/ 3286 h 210114"/>
+                              <a:gd name="connsiteX0" fmla="*/ 0 w 723900"/>
+                              <a:gd name="connsiteY0" fmla="*/ 207931 h 207931"/>
+                              <a:gd name="connsiteX1" fmla="*/ 206829 w 723900"/>
+                              <a:gd name="connsiteY1" fmla="*/ 0 h 207931"/>
+                              <a:gd name="connsiteX2" fmla="*/ 723900 w 723900"/>
+                              <a:gd name="connsiteY2" fmla="*/ 1103 h 207931"/>
+                            </a:gdLst>
+                            <a:ahLst/>
+                            <a:cxnLst>
+                              <a:cxn ang="0">
+                                <a:pos x="connsiteX0" y="connsiteY0"/>
+                              </a:cxn>
+                              <a:cxn ang="0">
+                                <a:pos x="connsiteX1" y="connsiteY1"/>
+                              </a:cxn>
+                              <a:cxn ang="0">
+                                <a:pos x="connsiteX2" y="connsiteY2"/>
+                              </a:cxn>
+                            </a:cxnLst>
+                            <a:rect l="l" t="t" r="r" b="b"/>
+                            <a:pathLst>
+                              <a:path w="723900" h="207931">
+                                <a:moveTo>
+                                  <a:pt x="0" y="207931"/>
+                                </a:moveTo>
+                                <a:lnTo>
+                                  <a:pt x="206829" y="0"/>
+                                </a:lnTo>
+                                <a:lnTo>
+                                  <a:pt x="723900" y="1103"/>
+                                </a:lnTo>
+                              </a:path>
+                            </a:pathLst>
+                          </a:custGeom>
+                          <a:ln w="28575" cmpd="sng">
+                            <a:solidFill>
+                              <a:srgbClr val="A6FF01"/>
+                            </a:solidFill>
+                            <a:headEnd type="triangle" w="med" len="med"/>
+                            <a:tailEnd type="none" w="med" len="med"/>
+                          </a:ln>
+                        </wps:spPr>
+                        <wps:style>
+                          <a:lnRef idx="1">
+                            <a:schemeClr val="accent1"/>
+                          </a:lnRef>
+                          <a:fillRef idx="0">
+                            <a:schemeClr val="accent1"/>
+                          </a:fillRef>
+                          <a:effectRef idx="0">
+                            <a:schemeClr val="accent1"/>
+                          </a:effectRef>
+                          <a:fontRef idx="minor">
+                            <a:schemeClr val="tx1"/>
+                          </a:fontRef>
+                        </wps:style>
+                        <wps:bodyPr rot="0" spcFirstLastPara="0" vertOverflow="overflow" horzOverflow="overflow" vert="horz" wrap="square" lIns="91440" tIns="45720" rIns="91440" bIns="45720" numCol="1" spcCol="0" rtlCol="0" fromWordArt="0" anchor="ctr" anchorCtr="0" forceAA="0" compatLnSpc="1">
+                          <a:prstTxWarp prst="textNoShape">
+                            <a:avLst/>
+                          </a:prstTxWarp>
+                          <a:noAutofit/>
+                        </wps:bodyPr>
+                      </wps:wsp>
+                      <wps:wsp>
+                        <wps:cNvPr id="218124716" name="Freeform 16"/>
+                        <wps:cNvSpPr/>
+                        <wps:spPr>
+                          <a:xfrm flipV="1">
+                            <a:off x="352669" y="2092569"/>
+                            <a:ext cx="525714" cy="88246"/>
+                          </a:xfrm>
+                          <a:custGeom>
+                            <a:avLst/>
+                            <a:gdLst>
+                              <a:gd name="connsiteX0" fmla="*/ 0 w 723900"/>
+                              <a:gd name="connsiteY0" fmla="*/ 206828 h 206828"/>
+                              <a:gd name="connsiteX1" fmla="*/ 283029 w 723900"/>
+                              <a:gd name="connsiteY1" fmla="*/ 5442 h 206828"/>
+                              <a:gd name="connsiteX2" fmla="*/ 723900 w 723900"/>
+                              <a:gd name="connsiteY2" fmla="*/ 0 h 206828"/>
+                              <a:gd name="connsiteX0" fmla="*/ 0 w 723900"/>
+                              <a:gd name="connsiteY0" fmla="*/ 210114 h 210114"/>
+                              <a:gd name="connsiteX1" fmla="*/ 215537 w 723900"/>
+                              <a:gd name="connsiteY1" fmla="*/ 0 h 210114"/>
+                              <a:gd name="connsiteX2" fmla="*/ 723900 w 723900"/>
+                              <a:gd name="connsiteY2" fmla="*/ 3286 h 210114"/>
+                              <a:gd name="connsiteX0" fmla="*/ 0 w 723900"/>
+                              <a:gd name="connsiteY0" fmla="*/ 207931 h 207931"/>
+                              <a:gd name="connsiteX1" fmla="*/ 206829 w 723900"/>
+                              <a:gd name="connsiteY1" fmla="*/ 0 h 207931"/>
+                              <a:gd name="connsiteX2" fmla="*/ 723900 w 723900"/>
+                              <a:gd name="connsiteY2" fmla="*/ 1103 h 207931"/>
+                            </a:gdLst>
+                            <a:ahLst/>
+                            <a:cxnLst>
+                              <a:cxn ang="0">
+                                <a:pos x="connsiteX0" y="connsiteY0"/>
+                              </a:cxn>
+                              <a:cxn ang="0">
+                                <a:pos x="connsiteX1" y="connsiteY1"/>
+                              </a:cxn>
+                              <a:cxn ang="0">
+                                <a:pos x="connsiteX2" y="connsiteY2"/>
+                              </a:cxn>
+                            </a:cxnLst>
+                            <a:rect l="l" t="t" r="r" b="b"/>
+                            <a:pathLst>
+                              <a:path w="723900" h="207931">
+                                <a:moveTo>
+                                  <a:pt x="0" y="207931"/>
+                                </a:moveTo>
+                                <a:lnTo>
+                                  <a:pt x="206829" y="0"/>
+                                </a:lnTo>
+                                <a:lnTo>
+                                  <a:pt x="723900" y="1103"/>
+                                </a:lnTo>
+                              </a:path>
+                            </a:pathLst>
+                          </a:custGeom>
+                          <a:ln w="28575" cmpd="sng">
+                            <a:solidFill>
+                              <a:srgbClr val="A6FF01"/>
+                            </a:solidFill>
+                            <a:headEnd type="triangle" w="med" len="med"/>
+                            <a:tailEnd type="none" w="med" len="med"/>
+                          </a:ln>
+                        </wps:spPr>
+                        <wps:style>
+                          <a:lnRef idx="1">
+                            <a:schemeClr val="accent1"/>
+                          </a:lnRef>
+                          <a:fillRef idx="0">
+                            <a:schemeClr val="accent1"/>
+                          </a:fillRef>
+                          <a:effectRef idx="0">
+                            <a:schemeClr val="accent1"/>
+                          </a:effectRef>
+                          <a:fontRef idx="minor">
+                            <a:schemeClr val="tx1"/>
+                          </a:fontRef>
+                        </wps:style>
+                        <wps:bodyPr rot="0" spcFirstLastPara="0" vertOverflow="overflow" horzOverflow="overflow" vert="horz" wrap="square" lIns="91440" tIns="45720" rIns="91440" bIns="45720" numCol="1" spcCol="0" rtlCol="0" fromWordArt="0" anchor="ctr" anchorCtr="0" forceAA="0" compatLnSpc="1">
+                          <a:prstTxWarp prst="textNoShape">
+                            <a:avLst/>
+                          </a:prstTxWarp>
+                          <a:noAutofit/>
+                        </wps:bodyPr>
+                      </wps:wsp>
+                      <wps:wsp>
+                        <wps:cNvPr id="859985587" name="Text Box 5"/>
+                        <wps:cNvSpPr txBox="1"/>
+                        <wps:spPr>
+                          <a:xfrm>
+                            <a:off x="1174262" y="1239715"/>
+                            <a:ext cx="544285" cy="444990"/>
+                          </a:xfrm>
+                          <a:prstGeom prst="rect">
+                            <a:avLst/>
+                          </a:prstGeom>
+                          <a:solidFill>
+                            <a:schemeClr val="bg1"/>
+                          </a:solidFill>
+                          <a:ln w="6350">
+                            <a:noFill/>
+                          </a:ln>
+                        </wps:spPr>
+                        <wps:txbx>
+                          <w:txbxContent>
+                            <w:p>
+                              <w:pPr>
+                                <w:rPr>
+                                  <w:sz w:val="20"/>
+                                  <w:szCs w:val="20"/>
+                                </w:rPr>
+                              </w:pPr>
+                              <w:r>
+                                <w:rPr>
+                                  <w:sz w:val="20"/>
+                                  <w:szCs w:val="20"/>
+                                </w:rPr>
+                                <w:t>selector</w:t>
+                              </w:r>
+                              <w:r>
+                                <w:rPr>
+                                  <w:sz w:val="20"/>
+                                  <w:szCs w:val="20"/>
+                                </w:rPr>
+                                <w:t xml:space="preserve">: </w:t>
+                              </w:r>
+                              <w:r>
+                                <w:rPr>
+                                  <w:sz w:val="20"/>
+                                  <w:szCs w:val="20"/>
+                                </w:rPr>
+                                <w:t>1</w:t>
+                              </w:r>
+                              <w:r>
+                                <w:rPr>
+                                  <w:sz w:val="20"/>
+                                  <w:szCs w:val="20"/>
+                                </w:rPr>
+                                <w:t>0</w:t>
+                              </w:r>
+                              <w:r>
+                                <w:rPr>
+                                  <w:sz w:val="20"/>
+                                  <w:szCs w:val="20"/>
+                                </w:rPr>
+                                <w:t>A</w:t>
+                              </w:r>
+                              <w:r>
+                                <w:rPr>
+                                  <w:sz w:val="20"/>
+                                  <w:szCs w:val="20"/>
+                                </w:rPr>
+                                <w:t xml:space="preserve"> </w:t>
+                              </w:r>
+                            </w:p>
+                          </w:txbxContent>
+                        </wps:txbx>
+                        <wps:bodyPr rot="0" spcFirstLastPara="0" vertOverflow="overflow" horzOverflow="overflow" vert="horz" wrap="square" lIns="0" tIns="45720" rIns="0" bIns="45720" numCol="1" spcCol="0" rtlCol="0" fromWordArt="0" anchor="t" anchorCtr="0" forceAA="0" compatLnSpc="1">
+                          <a:prstTxWarp prst="textNoShape">
+                            <a:avLst/>
+                          </a:prstTxWarp>
+                          <a:noAutofit/>
+                        </wps:bodyPr>
+                      </wps:wsp>
+                      <pic:pic xmlns:pic="http://schemas.openxmlformats.org/drawingml/2006/picture">
+                        <pic:nvPicPr>
+                          <pic:cNvPr id="953894100" name="Picture 1"/>
+                          <pic:cNvPicPr>
+                            <a:picLocks noChangeAspect="1"/>
+                          </pic:cNvPicPr>
+                        </pic:nvPicPr>
+                        <pic:blipFill rotWithShape="1">
+                          <a:blip r:embed="rId7" cstate="print">
+                            <a:extLst>
+                              <a:ext uri="{BEBA8EAE-BF5A-486C-A8C5-ECC9F3942E4B}">
+                                <a14:imgProps xmlns:a14="http://schemas.microsoft.com/office/drawing/2010/main">
+                                  <a14:imgLayer r:embed="rId8">
+                                    <a14:imgEffect>
+                                      <a14:brightnessContrast bright="-8000"/>
+                                    </a14:imgEffect>
+                                  </a14:imgLayer>
+                                </a14:imgProps>
+                              </a:ext>
+                              <a:ext uri="{28A0092B-C50C-407E-A947-70E740481C1C}">
+                                <a14:useLocalDpi xmlns:a14="http://schemas.microsoft.com/office/drawing/2010/main" val="0"/>
+                              </a:ext>
+                            </a:extLst>
+                          </a:blip>
+                          <a:srcRect l="37685" t="10993" r="50527" b="75864"/>
+                          <a:stretch>
+                            <a:fillRect/>
+                          </a:stretch>
+                        </pic:blipFill>
+                        <pic:spPr bwMode="auto">
+                          <a:xfrm>
+                            <a:off x="278423" y="254977"/>
+                            <a:ext cx="125730" cy="302895"/>
+                          </a:xfrm>
+                          <a:prstGeom prst="rect">
+                            <a:avLst/>
+                          </a:prstGeom>
+                          <a:ln>
+                            <a:noFill/>
+                          </a:ln>
+                          <a:effectLst>
+                            <a:softEdge rad="12700"/>
+                          </a:effectLst>
+                          <a:extLst>
+                            <a:ext uri="{53640926-AAD7-44D8-BBD7-CCE9431645EC}">
+                              <a14:shadowObscured xmlns:a14="http://schemas.microsoft.com/office/drawing/2010/main"/>
+                            </a:ext>
+                          </a:extLst>
+                        </pic:spPr>
+                      </pic:pic>
+                      <wps:wsp>
+                        <wps:cNvPr id="868286" name="Text Box 1"/>
+                        <wps:cNvSpPr txBox="1"/>
+                        <wps:spPr>
+                          <a:xfrm>
+                            <a:off x="210039" y="278423"/>
+                            <a:ext cx="114300" cy="152400"/>
+                          </a:xfrm>
+                          <a:prstGeom prst="rect">
+                            <a:avLst/>
+                          </a:prstGeom>
+                          <a:noFill/>
+                          <a:ln w="6350">
+                            <a:noFill/>
+                          </a:ln>
+                        </wps:spPr>
+                        <wps:txbx>
+                          <w:txbxContent>
+                            <w:p>
+                              <w:pPr>
+                                <w:spacing w:line="360" w:lineRule="auto"/>
+                                <w:jc w:val="center"/>
+                                <w:rPr>
+                                  <w:rFonts w:ascii="Aptos Narrow" w:hAnsi="Aptos Narrow"/>
+                                  <w:b/>
+                                  <w:bCs/>
+                                  <w:sz w:val="6"/>
+                                  <w:szCs w:val="6"/>
+                                </w:rPr>
+                              </w:pPr>
+                              <w:r>
+                                <w:rPr>
+                                  <w:rFonts w:ascii="Aptos Narrow" w:hAnsi="Aptos Narrow"/>
+                                  <w:b/>
+                                  <w:bCs/>
+                                  <w:sz w:val="6"/>
+                                  <w:szCs w:val="6"/>
+                                </w:rPr>
+                                <w:t>DC</w:t>
+                              </w:r>
+                            </w:p>
+                          </w:txbxContent>
+                        </wps:txbx>
+                        <wps:bodyPr rot="0" spcFirstLastPara="0" vertOverflow="overflow" horzOverflow="overflow" vert="horz" wrap="square" lIns="0" tIns="45720" rIns="0" bIns="45720" numCol="1" spcCol="0" rtlCol="0" fromWordArt="0" anchor="t" anchorCtr="0" forceAA="0" compatLnSpc="1">
+                          <a:prstTxWarp prst="textNoShape">
+                            <a:avLst/>
+                          </a:prstTxWarp>
+                          <a:noAutofit/>
+                        </wps:bodyPr>
+                      </wps:wsp>
+                      <wps:wsp>
+                        <wps:cNvPr id="405083658" name="Text Box 1"/>
+                        <wps:cNvSpPr txBox="1"/>
+                        <wps:spPr>
+                          <a:xfrm>
+                            <a:off x="793262" y="352669"/>
+                            <a:ext cx="114300" cy="152400"/>
+                          </a:xfrm>
+                          <a:prstGeom prst="rect">
+                            <a:avLst/>
+                          </a:prstGeom>
+                          <a:noFill/>
+                          <a:ln w="6350">
+                            <a:noFill/>
+                          </a:ln>
+                        </wps:spPr>
+                        <wps:txbx>
+                          <w:txbxContent>
+                            <w:p>
+                              <w:pPr>
+                                <w:spacing w:line="360" w:lineRule="auto"/>
+                                <w:jc w:val="center"/>
+                                <w:rPr>
+                                  <w:rFonts w:ascii="Aptos Narrow" w:hAnsi="Aptos Narrow"/>
+                                  <w:b/>
+                                  <w:bCs/>
+                                  <w:sz w:val="6"/>
+                                  <w:szCs w:val="6"/>
+                                </w:rPr>
+                              </w:pPr>
+                              <w:r>
+                                <w:rPr>
+                                  <w:rFonts w:ascii="Aptos Narrow" w:hAnsi="Aptos Narrow"/>
+                                  <w:b/>
+                                  <w:bCs/>
+                                  <w:sz w:val="6"/>
+                                  <w:szCs w:val="6"/>
+                                </w:rPr>
+                                <w:t>A</w:t>
+                              </w:r>
+                            </w:p>
+                          </w:txbxContent>
+                        </wps:txbx>
+                        <wps:bodyPr rot="0" spcFirstLastPara="0" vertOverflow="overflow" horzOverflow="overflow" vert="horz" wrap="square" lIns="0" tIns="45720" rIns="0" bIns="45720" numCol="1" spcCol="0" rtlCol="0" fromWordArt="0" anchor="t" anchorCtr="0" forceAA="0" compatLnSpc="1">
+                          <a:prstTxWarp prst="textNoShape">
+                            <a:avLst/>
+                          </a:prstTxWarp>
+                          <a:noAutofit/>
+                        </wps:bodyPr>
+                      </wps:wsp>
+                    </wpg:wgp>
+                  </a:graphicData>
+                </a:graphic>
+              </wp:anchor>
+            </w:drawing>
+          </mc:Choice>
+          <mc:Fallback>
+            <w:pict>
+              <v:group w14:anchorId="47BD1E1A" id="Group 33" o:spid="_x0000_s1026" style="position:absolute;margin-left:181.9pt;margin-top:108.2pt;width:135.3pt;height:185.3pt;z-index:251713536" coordsize="17185,23535" o:gfxdata="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">
+                <v:shapetype id="_x0000_t75" coordsize="21600,21600" o:spt="75" o:preferrelative="t" path="m@4@5l@4@11@9@11@9@5xe" filled="f" stroked="f">
+                  <v:stroke joinstyle="miter"/>
+                  <v:formulas>
+                    <v:f eqn="if lineDrawn pixelLineWidth 0"/>
+                    <v:f eqn="sum @0 1 0"/>
+                    <v:f eqn="sum 0 0 @1"/>
+                    <v:f eqn="prod @2 1 2"/>
+                    <v:f eqn="prod @3 21600 pixelWidth"/>
+                    <v:f eqn="prod @3 21600 pixelHeight"/>
+                    <v:f eqn="sum @0 0 1"/>
+                    <v:f eqn="prod @6 1 2"/>
+                    <v:f eqn="prod @7 21600 pixelWidth"/>
+                    <v:f eqn="sum @8 21600 0"/>
+                    <v:f eqn="prod @7 21600 pixelHeight"/>
+                    <v:f eqn="sum @10 21600 0"/>
+                  </v:formulas>
+                  <v:path o:extrusionok="f" gradientshapeok="t" o:connecttype="rect"/>
+                  <o:lock v:ext="edit" aspectratio="t"/>
+                </v:shapetype>
+                <v:shape id="Picture 13" o:spid="_x0000_s1027" type="#_x0000_t75" style="position:absolute;width:10560;height:23202;visibility:visible;mso-wrap-style:square" o:gfxdata="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">
+                  <v:imagedata r:id="rId9" o:title=""/>
+                </v:shape>
+                <v:shape id="Freeform 17" o:spid="_x0000_s1028" style="position:absolute;left:5539;top:19978;width:10616;height:1834;flip:y;visibility:visible;mso-wrap-style:square;v-text-anchor:middle" coordsize="723900,207931" o:gfxdata="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" path="m,207931l206829,,723900,1103e" filled="f" strokecolor="#a6ff01" strokeweight="2.25pt">
+                  <v:stroke startarrow="block"/>
+                  <v:path arrowok="t" o:connecttype="custom" o:connectlocs="0,183474;303311,0;1061586,973" o:connectangles="0,0,0"/>
+                </v:shape>
+                <v:shapetype id="_x0000_t202" coordsize="21600,21600" o:spt="202" path="m,l,21600r21600,l21600,xe">
+                  <v:stroke joinstyle="miter"/>
+                  <v:path gradientshapeok="t" o:connecttype="rect"/>
+                </v:shapetype>
+                <v:shape id="Text Box 8" o:spid="_x0000_s1029" type="#_x0000_t202" style="position:absolute;left:11146;top:18805;width:5961;height:4730;visibility:visible;mso-wrap-style:square;v-text-anchor:top" o:gfxdata="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" fillcolor="white [3212]" stroked="f" strokeweight=".5pt">
+                  <v:textbox inset="0,,0">
+                    <w:txbxContent>
+                      <w:p>
+                        <w:pPr>
+                          <w:spacing w:after="0"/>
+                          <w:rPr>
+                            <w:sz w:val="20"/>
+                            <w:szCs w:val="20"/>
+                          </w:rPr>
+                        </w:pPr>
+                        <w:r>
+                          <w:rPr>
+                            <w:sz w:val="20"/>
+                            <w:szCs w:val="20"/>
+                          </w:rPr>
+                          <w:t>input</w:t>
+                        </w:r>
+                        <w:r>
+                          <w:rPr>
+                            <w:sz w:val="20"/>
+                            <w:szCs w:val="20"/>
+                          </w:rPr>
+                          <w:t>s</w:t>
+                        </w:r>
+                        <w:r>
+                          <w:rPr>
+                            <w:sz w:val="20"/>
+                            <w:szCs w:val="20"/>
+                          </w:rPr>
+                          <w:t>:</w:t>
+                        </w:r>
+                        <w:r>
+                          <w:rPr>
+                            <w:sz w:val="20"/>
+                            <w:szCs w:val="20"/>
+                          </w:rPr>
+                          <w:t xml:space="preserve"> </w:t>
+                        </w:r>
+                      </w:p>
+                      <w:p>
+                        <w:pPr>
+                          <w:rPr>
+                            <w:sz w:val="20"/>
+                            <w:szCs w:val="20"/>
+                          </w:rPr>
+                        </w:pPr>
+                        <w:r>
+                          <w:rPr>
+                            <w:sz w:val="20"/>
+                            <w:szCs w:val="20"/>
+                          </w:rPr>
+                          <w:t>1</w:t>
+                        </w:r>
+                        <w:r>
+                          <w:rPr>
+                            <w:sz w:val="20"/>
+                            <w:szCs w:val="20"/>
+                          </w:rPr>
+                          <w:t>0</w:t>
+                        </w:r>
+                        <w:r>
+                          <w:rPr>
+                            <w:sz w:val="20"/>
+                            <w:szCs w:val="20"/>
+                          </w:rPr>
+                          <w:t>A</w:t>
+                        </w:r>
+                        <w:r>
+                          <w:rPr>
+                            <w:sz w:val="20"/>
+                            <w:szCs w:val="20"/>
+                          </w:rPr>
+                          <w:t>,</w:t>
+                        </w:r>
+                        <w:r>
+                          <w:rPr>
+                            <w:sz w:val="20"/>
+                            <w:szCs w:val="20"/>
+                          </w:rPr>
+                          <w:t xml:space="preserve"> COM</w:t>
+                        </w:r>
+                      </w:p>
+                    </w:txbxContent>
+                  </v:textbox>
+                </v:shape>
+                <v:shape id="Freeform 15" o:spid="_x0000_s1030" style="position:absolute;left:9002;top:14258;width:6912;height:425;rotation:180;flip:x;visibility:visible;mso-wrap-style:square;v-text-anchor:middle" coordsize="723900,207931" o:gfxdata="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" path="m,207931l206829,,723900,1103e" filled="f" strokecolor="#a6ff01" strokeweight="2.25pt">
+                  <v:stroke startarrow="block"/>
+                  <v:path arrowok="t" o:connecttype="custom" o:connectlocs="0,42536;197498,0;691243,226" o:connectangles="0,0,0"/>
+                </v:shape>
+                <v:shape id="Freeform 16" o:spid="_x0000_s1031" style="position:absolute;left:3526;top:20925;width:5257;height:883;flip:y;visibility:visible;mso-wrap-style:square;v-text-anchor:middle" coordsize="723900,207931" o:gfxdata="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" path="m,207931l206829,,723900,1103e" filled="f" strokecolor="#a6ff01" strokeweight="2.25pt">
+                  <v:stroke startarrow="block"/>
+                  <v:path arrowok="t" o:connecttype="custom" o:connectlocs="0,88246;150204,0;525714,468" o:connectangles="0,0,0"/>
+                </v:shape>
+                <v:shape id="Text Box 5" o:spid="_x0000_s1032" type="#_x0000_t202" style="position:absolute;left:11742;top:12397;width:5443;height:4450;visibility:visible;mso-wrap-style:square;v-text-anchor:top" o:gfxdata="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" fillcolor="white [3212]" stroked="f" strokeweight=".5pt">
+                  <v:textbox inset="0,,0">
+                    <w:txbxContent>
+                      <w:p>
+                        <w:pPr>
+                          <w:rPr>
+                            <w:sz w:val="20"/>
+                            <w:szCs w:val="20"/>
+                          </w:rPr>
+                        </w:pPr>
+                        <w:r>
+                          <w:rPr>
+                            <w:sz w:val="20"/>
+                            <w:szCs w:val="20"/>
+                          </w:rPr>
+                          <w:t>selector</w:t>
+                        </w:r>
+                        <w:r>
+                          <w:rPr>
+                            <w:sz w:val="20"/>
+                            <w:szCs w:val="20"/>
+                          </w:rPr>
+                          <w:t xml:space="preserve">: </w:t>
+                        </w:r>
+                        <w:r>
+                          <w:rPr>
+                            <w:sz w:val="20"/>
+                            <w:szCs w:val="20"/>
+                          </w:rPr>
+                          <w:t>1</w:t>
+                        </w:r>
+                        <w:r>
+                          <w:rPr>
+                            <w:sz w:val="20"/>
+                            <w:szCs w:val="20"/>
+                          </w:rPr>
+                          <w:t>0</w:t>
+                        </w:r>
+                        <w:r>
+                          <w:rPr>
+                            <w:sz w:val="20"/>
+                            <w:szCs w:val="20"/>
+                          </w:rPr>
+                          <w:t>A</w:t>
+                        </w:r>
+                        <w:r>
+                          <w:rPr>
+                            <w:sz w:val="20"/>
+                            <w:szCs w:val="20"/>
+                          </w:rPr>
+                          <w:t xml:space="preserve"> </w:t>
+                        </w:r>
+                      </w:p>
+                    </w:txbxContent>
+                  </v:textbox>
+                </v:shape>
+                <v:shape id="Picture 1" o:spid="_x0000_s1033" type="#_x0000_t75" style="position:absolute;left:2784;top:2549;width:1257;height:3029;visibility:visible;mso-wrap-style:square" o:gfxdata="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">
+                  <v:imagedata r:id="rId10" o:title="" croptop="7204f" cropbottom="49718f" cropleft="24697f" cropright="33113f"/>
+                </v:shape>
+                <v:shape id="_x0000_s1034" type="#_x0000_t202" style="position:absolute;left:2100;top:2784;width:1143;height:1524;visibility:visible;mso-wrap-style:square;v-text-anchor:top" o:gfxdata="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" filled="f" stroked="f" strokeweight=".5pt">
+                  <v:textbox inset="0,,0">
+                    <w:txbxContent>
+                      <w:p>
+                        <w:pPr>
+                          <w:spacing w:line="360" w:lineRule="auto"/>
+                          <w:jc w:val="center"/>
+                          <w:rPr>
+                            <w:rFonts w:ascii="Aptos Narrow" w:hAnsi="Aptos Narrow"/>
+                            <w:b/>
+                            <w:bCs/>
+                            <w:sz w:val="6"/>
+                            <w:szCs w:val="6"/>
+                          </w:rPr>
+                        </w:pPr>
+                        <w:r>
+                          <w:rPr>
+                            <w:rFonts w:ascii="Aptos Narrow" w:hAnsi="Aptos Narrow"/>
+                            <w:b/>
+                            <w:bCs/>
+                            <w:sz w:val="6"/>
+                            <w:szCs w:val="6"/>
+                          </w:rPr>
+                          <w:t>DC</w:t>
+                        </w:r>
+                      </w:p>
+                    </w:txbxContent>
+                  </v:textbox>
+                </v:shape>
+                <v:shape id="_x0000_s1035" type="#_x0000_t202" style="position:absolute;left:7932;top:3526;width:1143;height:1524;visibility:visible;mso-wrap-style:square;v-text-anchor:top" o:gfxdata="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" filled="f" stroked="f" strokeweight=".5pt">
+                  <v:textbox inset="0,,0">
+                    <w:txbxContent>
+                      <w:p>
+                        <w:pPr>
+                          <w:spacing w:line="360" w:lineRule="auto"/>
+                          <w:jc w:val="center"/>
+                          <w:rPr>
+                            <w:rFonts w:ascii="Aptos Narrow" w:hAnsi="Aptos Narrow"/>
+                            <w:b/>
+                            <w:bCs/>
+                            <w:sz w:val="6"/>
+                            <w:szCs w:val="6"/>
+                          </w:rPr>
+                        </w:pPr>
+                        <w:r>
+                          <w:rPr>
+                            <w:rFonts w:ascii="Aptos Narrow" w:hAnsi="Aptos Narrow"/>
+                            <w:b/>
+                            <w:bCs/>
+                            <w:sz w:val="6"/>
+                            <w:szCs w:val="6"/>
+                          </w:rPr>
+                          <w:t>A</w:t>
+                        </w:r>
+                      </w:p>
+                    </w:txbxContent>
+                  </v:textbox>
+                </v:shape>
+              </v:group>
+            </w:pict>
+          </mc:Fallback>
+        </mc:AlternateContent>
+      </w:r>
+      <w:r>
+        <w:rPr>
+          <w:noProof/>
+        </w:rPr>
+        <w:drawing>
+          <wp:anchor distT="0" distB="0" distL="114300" distR="114300" simplePos="0" relativeHeight="251702272" behindDoc="0" locked="0" layoutInCell="1" allowOverlap="1" wp14:anchorId="0ECA90FA" wp14:editId="0F5DFDCE">
+            <wp:simplePos x="0" y="0"/>
+            <wp:positionH relativeFrom="column">
+              <wp:posOffset>1011555</wp:posOffset>
+            </wp:positionH>
+            <wp:positionV relativeFrom="paragraph">
+              <wp:posOffset>1637030</wp:posOffset>
+            </wp:positionV>
+            <wp:extent cx="125730" cy="302895"/>
+            <wp:effectExtent l="0" t="0" r="7620" b="1905"/>
+            <wp:wrapNone/>
+            <wp:docPr id="1370260807" name="Picture 1"/>
+            <wp:cNvGraphicFramePr>
+              <a:graphicFrameLocks xmlns:a="http://schemas.openxmlformats.org/drawingml/2006/main" noChangeAspect="1"/>
+            </wp:cNvGraphicFramePr>
+            <a:graphic xmlns:a="http://schemas.openxmlformats.org/drawingml/2006/main">
+              <a:graphicData uri="http://schemas.openxmlformats.org/drawingml/2006/picture">
+                <pic:pic xmlns:pic="http://schemas.openxmlformats.org/drawingml/2006/picture">
+                  <pic:nvPicPr>
+                    <pic:cNvPr id="3" name="Picture 3"/>
+                    <pic:cNvPicPr>
+                      <a:picLocks noChangeAspect="1"/>
+                    </pic:cNvPicPr>
+                  </pic:nvPicPr>
+                  <pic:blipFill rotWithShape="1">
+                    <a:blip r:embed="rId11" cstate="print">
+                      <a:extLst>
+                        <a:ext uri="{28A0092B-C50C-407E-A947-70E740481C1C}">
+                          <a14:useLocalDpi xmlns:a14="http://schemas.microsoft.com/office/drawing/2010/main" val="0"/>
+                        </a:ext>
+                      </a:extLst>
+                    </a:blip>
+                    <a:srcRect l="37685" t="10993" r="50527" b="75864"/>
+                    <a:stretch>
+                      <a:fillRect/>
+                    </a:stretch>
+                  </pic:blipFill>
+                  <pic:spPr bwMode="auto">
+                    <a:xfrm>
+                      <a:off x="0" y="0"/>
+                      <a:ext cx="125730" cy="302895"/>
+                    </a:xfrm>
+                    <a:prstGeom prst="rect">
+                      <a:avLst/>
+                    </a:prstGeom>
+                    <a:ln>
+                      <a:noFill/>
+                    </a:ln>
+                    <a:effectLst>
+                      <a:softEdge rad="12700"/>
+                    </a:effectLst>
+                    <a:extLst>
+                      <a:ext uri="{53640926-AAD7-44D8-BBD7-CCE9431645EC}">
+                        <a14:shadowObscured xmlns:a14="http://schemas.microsoft.com/office/drawing/2010/main"/>
+                      </a:ext>
+                    </a:extLst>
+                  </pic:spPr>
+                </pic:pic>
+              </a:graphicData>
+            </a:graphic>
+            <wp14:sizeRelH relativeFrom="margin">
+              <wp14:pctWidth>0</wp14:pctWidth>
+            </wp14:sizeRelH>
+            <wp14:sizeRelV relativeFrom="margin">
+              <wp14:pctHeight>0</wp14:pctHeight>
+            </wp14:sizeRelV>
+          </wp:anchor>
+        </w:drawing>
+      </w:r>
+      <w:r>
+        <w:rPr>
+          <w:noProof/>
+        </w:rPr>
+        <mc:AlternateContent>
+          <mc:Choice Requires="wps">
+            <w:drawing>
+              <wp:anchor distT="0" distB="0" distL="114300" distR="114300" simplePos="0" relativeHeight="251708416" behindDoc="0" locked="0" layoutInCell="1" allowOverlap="1" wp14:anchorId="0B8F987E" wp14:editId="23DE7731">
+                <wp:simplePos x="0" y="0"/>
+                <wp:positionH relativeFrom="column">
+                  <wp:posOffset>951865</wp:posOffset>
+                </wp:positionH>
+                <wp:positionV relativeFrom="paragraph">
+                  <wp:posOffset>1656080</wp:posOffset>
+                </wp:positionV>
+                <wp:extent cx="114300" cy="152400"/>
+                <wp:effectExtent l="0" t="0" r="0" b="0"/>
+                <wp:wrapNone/>
+                <wp:docPr id="797839728" name="Text Box 1"/>
+                <wp:cNvGraphicFramePr/>
+                <a:graphic xmlns:a="http://schemas.openxmlformats.org/drawingml/2006/main">
+                  <a:graphicData uri="http://schemas.microsoft.com/office/word/2010/wordprocessingShape">
+                    <wps:wsp>
+                      <wps:cNvSpPr txBox="1"/>
+                      <wps:spPr>
+                        <a:xfrm>
+                          <a:off x="0" y="0"/>
+                          <a:ext cx="114300" cy="152400"/>
+                        </a:xfrm>
+                        <a:prstGeom prst="rect">
+                          <a:avLst/>
+                        </a:prstGeom>
+                        <a:noFill/>
+                        <a:ln w="6350">
+                          <a:noFill/>
+                        </a:ln>
+                      </wps:spPr>
+                      <wps:txbx>
+                        <w:txbxContent>
+                          <w:p>
+                            <w:pPr>
+                              <w:spacing w:line="360" w:lineRule="auto"/>
+                              <w:jc w:val="center"/>
+                              <w:rPr>
+                                <w:rFonts w:ascii="Aptos Narrow" w:hAnsi="Aptos Narrow"/>
+                                <w:b/>
+                                <w:bCs/>
+                                <w:sz w:val="6"/>
+                                <w:szCs w:val="6"/>
+                              </w:rPr>
+                            </w:pPr>
+                            <w:r>
+                              <w:rPr>
+                                <w:rFonts w:ascii="Aptos Narrow" w:hAnsi="Aptos Narrow"/>
+                                <w:b/>
+                                <w:bCs/>
+                                <w:sz w:val="6"/>
+                                <w:szCs w:val="6"/>
+                              </w:rPr>
+                              <w:t>DC</w:t>
+                            </w:r>
+                          </w:p>
+                        </w:txbxContent>
+                      </wps:txbx>
+                      <wps:bodyPr rot="0" spcFirstLastPara="0" vertOverflow="overflow" horzOverflow="overflow" vert="horz" wrap="square" lIns="0" tIns="45720" rIns="0" bIns="45720" numCol="1" spcCol="0" rtlCol="0" fromWordArt="0" anchor="t" anchorCtr="0" forceAA="0" compatLnSpc="1">
+                        <a:prstTxWarp prst="textNoShape">
+                          <a:avLst/>
+                        </a:prstTxWarp>
+                        <a:noAutofit/>
+                      </wps:bodyPr>
+                    </wps:wsp>
+                  </a:graphicData>
+                </a:graphic>
+                <wp14:sizeRelH relativeFrom="margin">
+                  <wp14:pctWidth>0</wp14:pctWidth>
+                </wp14:sizeRelH>
+                <wp14:sizeRelV relativeFrom="margin">
+                  <wp14:pctHeight>0</wp14:pctHeight>
+                </wp14:sizeRelV>
+              </wp:anchor>
+            </w:drawing>
+          </mc:Choice>
+          <mc:Fallback>
+            <w:pict>
+              <v:shape w14:anchorId="0B8F987E" id="Text Box 1" o:spid="_x0000_s1036" type="#_x0000_t202" style="position:absolute;margin-left:74.95pt;margin-top:130.4pt;width:9pt;height:12pt;z-index:251708416;visibility:visible;mso-wrap-style:square;mso-width-percent:0;mso-height-percent:0;mso-wrap-distance-left:9pt;mso-wrap-distance-top:0;mso-wrap-distance-right:9pt;mso-wrap-distance-bottom:0;mso-position-horizontal:absolute;mso-position-horizontal-relative:text;mso-position-vertical:absolute;mso-position-vertical-relative:text;mso-width-percent:0;mso-height-percent:0;mso-width-relative:margin;mso-height-relative:margin;v-text-anchor:top" o:gfxdata="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" filled="f" stroked="f" strokeweight=".5pt">
+                <v:textbox inset="0,,0">
+                  <w:txbxContent>
+                    <w:p>
+                      <w:pPr>
+                        <w:spacing w:line="360" w:lineRule="auto"/>
+                        <w:jc w:val="center"/>
+                        <w:rPr>
+                          <w:rFonts w:ascii="Aptos Narrow" w:hAnsi="Aptos Narrow"/>
+                          <w:b/>
+                          <w:bCs/>
+                          <w:sz w:val="6"/>
+                          <w:szCs w:val="6"/>
+                        </w:rPr>
+                      </w:pPr>
+                      <w:r>
+                        <w:rPr>
+                          <w:rFonts w:ascii="Aptos Narrow" w:hAnsi="Aptos Narrow"/>
+                          <w:b/>
+                          <w:bCs/>
+                          <w:sz w:val="6"/>
+                          <w:szCs w:val="6"/>
+                        </w:rPr>
+                        <w:t>DC</w:t>
+                      </w:r>
+                    </w:p>
+                  </w:txbxContent>
+                </v:textbox>
+              </v:shape>
+            </w:pict>
+          </mc:Fallback>
+        </mc:AlternateContent>
+      </w:r>
+      <w:r>
+        <w:rPr>
+          <w:noProof/>
+        </w:rPr>
+        <mc:AlternateContent>
+          <mc:Choice Requires="wps">
+            <w:drawing>
+              <wp:anchor distT="0" distB="0" distL="114300" distR="114300" simplePos="0" relativeHeight="251706368" behindDoc="0" locked="0" layoutInCell="1" allowOverlap="1" wp14:anchorId="30019D0B" wp14:editId="288F64D9">
+                <wp:simplePos x="0" y="0"/>
+                <wp:positionH relativeFrom="column">
+                  <wp:posOffset>1495425</wp:posOffset>
+                </wp:positionH>
+                <wp:positionV relativeFrom="paragraph">
+                  <wp:posOffset>1734185</wp:posOffset>
+                </wp:positionV>
+                <wp:extent cx="114300" cy="152400"/>
+                <wp:effectExtent l="0" t="0" r="0" b="0"/>
+                <wp:wrapNone/>
+                <wp:docPr id="1195684682" name="Text Box 1"/>
+                <wp:cNvGraphicFramePr/>
+                <a:graphic xmlns:a="http://schemas.openxmlformats.org/drawingml/2006/main">
+                  <a:graphicData uri="http://schemas.microsoft.com/office/word/2010/wordprocessingShape">
+                    <wps:wsp>
+                      <wps:cNvSpPr txBox="1"/>
+                      <wps:spPr>
+                        <a:xfrm>
+                          <a:off x="0" y="0"/>
+                          <a:ext cx="114300" cy="152400"/>
+                        </a:xfrm>
+                        <a:prstGeom prst="rect">
+                          <a:avLst/>
+                        </a:prstGeom>
+                        <a:noFill/>
+                        <a:ln w="6350">
+                          <a:noFill/>
+                        </a:ln>
+                      </wps:spPr>
+                      <wps:txbx>
+                        <w:txbxContent>
+                          <w:p>
+                            <w:pPr>
+                              <w:spacing w:line="360" w:lineRule="auto"/>
+                              <w:jc w:val="center"/>
+                              <w:rPr>
+                                <w:rFonts w:ascii="Aptos Narrow" w:hAnsi="Aptos Narrow"/>
+                                <w:b/>
+                                <w:bCs/>
+                                <w:sz w:val="6"/>
+                                <w:szCs w:val="6"/>
+                              </w:rPr>
+                            </w:pPr>
+                            <w:r>
+                              <w:rPr>
+                                <w:rFonts w:ascii="Aptos Narrow" w:hAnsi="Aptos Narrow"/>
+                                <w:b/>
+                                <w:bCs/>
+                                <w:sz w:val="6"/>
+                                <w:szCs w:val="6"/>
+                              </w:rPr>
+                              <w:t>mV</w:t>
+                            </w:r>
+                          </w:p>
+                        </w:txbxContent>
+                      </wps:txbx>
+                      <wps:bodyPr rot="0" spcFirstLastPara="0" vertOverflow="overflow" horzOverflow="overflow" vert="horz" wrap="square" lIns="0" tIns="45720" rIns="0" bIns="45720" numCol="1" spcCol="0" rtlCol="0" fromWordArt="0" anchor="t" anchorCtr="0" forceAA="0" compatLnSpc="1">
+                        <a:prstTxWarp prst="textNoShape">
+                          <a:avLst/>
+                        </a:prstTxWarp>
+                        <a:noAutofit/>
+                      </wps:bodyPr>
+                    </wps:wsp>
+                  </a:graphicData>
+                </a:graphic>
+                <wp14:sizeRelH relativeFrom="margin">
+                  <wp14:pctWidth>0</wp14:pctWidth>
+                </wp14:sizeRelH>
+                <wp14:sizeRelV relativeFrom="margin">
+                  <wp14:pctHeight>0</wp14:pctHeight>
+                </wp14:sizeRelV>
+              </wp:anchor>
+            </w:drawing>
+          </mc:Choice>
+          <mc:Fallback>
+            <w:pict>
+              <v:shape w14:anchorId="30019D0B" id="_x0000_s1037" type="#_x0000_t202" style="position:absolute;margin-left:117.75pt;margin-top:136.55pt;width:9pt;height:12pt;z-index:251706368;visibility:visible;mso-wrap-style:square;mso-width-percent:0;mso-height-percent:0;mso-wrap-distance-left:9pt;mso-wrap-distance-top:0;mso-wrap-distance-right:9pt;mso-wrap-distance-bottom:0;mso-position-horizontal:absolute;mso-position-horizontal-relative:text;mso-position-vertical:absolute;mso-position-vertical-relative:text;mso-width-percent:0;mso-height-percent:0;mso-width-relative:margin;mso-height-relative:margin;v-text-anchor:top" o:gfxdata="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" filled="f" stroked="f" strokeweight=".5pt">
+                <v:textbox inset="0,,0">
+                  <w:txbxContent>
+                    <w:p>
+                      <w:pPr>
+                        <w:spacing w:line="360" w:lineRule="auto"/>
+                        <w:jc w:val="center"/>
+                        <w:rPr>
+                          <w:rFonts w:ascii="Aptos Narrow" w:hAnsi="Aptos Narrow"/>
+                          <w:b/>
+                          <w:bCs/>
+                          <w:sz w:val="6"/>
+                          <w:szCs w:val="6"/>
+                        </w:rPr>
+                      </w:pPr>
+                      <w:r>
+                        <w:rPr>
+                          <w:rFonts w:ascii="Aptos Narrow" w:hAnsi="Aptos Narrow"/>
+                          <w:b/>
+                          <w:bCs/>
+                          <w:sz w:val="6"/>
+                          <w:szCs w:val="6"/>
+                        </w:rPr>
+                        <w:t>mV</w:t>
+                      </w:r>
+                    </w:p>
+                  </w:txbxContent>
+                </v:textbox>
+              </v:shape>
+            </w:pict>
+          </mc:Fallback>
+        </mc:AlternateContent>
+      </w:r>
       <w:r>
         <w:rPr>
           <w:rFonts w:ascii="Times New Roman" w:hAnsi="Times New Roman" w:cs="Times New Roman"/>
@@ -145,7 +1363,7 @@
         <mc:AlternateContent>
           <mc:Choice Requires="wpg">
             <w:drawing>
-              <wp:anchor distT="0" distB="0" distL="114300" distR="114300" simplePos="0" relativeHeight="251651072" behindDoc="0" locked="0" layoutInCell="1" allowOverlap="1">
+              <wp:anchor distT="0" distB="0" distL="114300" distR="114300" simplePos="0" relativeHeight="251650048" behindDoc="0" locked="0" layoutInCell="1" allowOverlap="1" wp14:anchorId="24D81B06" wp14:editId="201CAEB4">
                 <wp:simplePos x="0" y="0"/>
                 <wp:positionH relativeFrom="column">
                   <wp:posOffset>4140200</wp:posOffset>
@@ -178,7 +1396,7 @@
                           </pic:cNvPicPr>
                         </pic:nvPicPr>
                         <pic:blipFill>
-                          <a:blip r:embed="rId4" cstate="print">
+                          <a:blip r:embed="rId12" cstate="print">
                             <a:extLst>
                               <a:ext uri="{28A0092B-C50C-407E-A947-70E740481C1C}">
                                 <a14:useLocalDpi xmlns:a14="http://schemas.microsoft.com/office/drawing/2010/main" val="0"/>
@@ -399,7 +1617,6 @@
                                   <w:szCs w:val="20"/>
                                 </w:rPr>
                               </w:pPr>
-                              <w:proofErr w:type="gramStart"/>
                               <w:r>
                                 <w:rPr>
                                   <w:sz w:val="20"/>
@@ -412,15 +1629,7 @@
                                   <w:sz w:val="20"/>
                                   <w:szCs w:val="20"/>
                                 </w:rPr>
-                                <w:t>s</w:t>
-                              </w:r>
-                              <w:proofErr w:type="gramEnd"/>
-                              <w:r>
-                                <w:rPr>
-                                  <w:sz w:val="20"/>
-                                  <w:szCs w:val="20"/>
-                                </w:rPr>
-                                <w:t xml:space="preserve">: </w:t>
+                                <w:t xml:space="preserve">s: </w:t>
                               </w:r>
                             </w:p>
                             <w:p>
@@ -430,7 +1639,6 @@
                                   <w:szCs w:val="20"/>
                                 </w:rPr>
                               </w:pPr>
-                              <w:proofErr w:type="gramStart"/>
                               <w:r>
                                 <w:rPr>
                                   <w:sz w:val="20"/>
@@ -438,7 +1646,6 @@
                                 </w:rPr>
                                 <w:t>mA</w:t>
                               </w:r>
-                              <w:proofErr w:type="gramEnd"/>
                               <w:r>
                                 <w:rPr>
                                   <w:sz w:val="20"/>
@@ -542,21 +1749,12 @@
                                   <w:szCs w:val="20"/>
                                 </w:rPr>
                               </w:pPr>
-                              <w:proofErr w:type="gramStart"/>
                               <w:r>
                                 <w:rPr>
                                   <w:sz w:val="20"/>
                                   <w:szCs w:val="20"/>
                                 </w:rPr>
-                                <w:t>selector</w:t>
-                              </w:r>
-                              <w:proofErr w:type="gramEnd"/>
-                              <w:r>
-                                <w:rPr>
-                                  <w:sz w:val="20"/>
-                                  <w:szCs w:val="20"/>
-                                </w:rPr>
-                                <w:t xml:space="preserve">: </w:t>
+                                <w:t xml:space="preserve">selector: </w:t>
                               </w:r>
                               <w:r>
                                 <w:rPr>
@@ -614,43 +1812,19 @@
           </mc:Choice>
           <mc:Fallback>
             <w:pict>
-              <v:group id="Group 23" o:spid="_x0000_s1026" style="position:absolute;margin-left:326pt;margin-top:108.6pt;width:152.6pt;height:182.15pt;z-index:251651072" coordsize="19380,23133" o:gfxdata="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">
-                <v:shapetype id="_x0000_t75" coordsize="21600,21600" o:spt="75" o:preferrelative="t" path="m@4@5l@4@11@9@11@9@5xe" filled="f" stroked="f">
-                  <v:stroke joinstyle="miter"/>
-                  <v:formulas>
-                    <v:f eqn="if lineDrawn pixelLineWidth 0"/>
-                    <v:f eqn="sum @0 1 0"/>
-                    <v:f eqn="sum 0 0 @1"/>
-                    <v:f eqn="prod @2 1 2"/>
-                    <v:f eqn="prod @3 21600 pixelWidth"/>
-                    <v:f eqn="prod @3 21600 pixelHeight"/>
-                    <v:f eqn="sum @0 0 1"/>
-                    <v:f eqn="prod @6 1 2"/>
-                    <v:f eqn="prod @7 21600 pixelWidth"/>
-                    <v:f eqn="sum @8 21600 0"/>
-                    <v:f eqn="prod @7 21600 pixelHeight"/>
-                    <v:f eqn="sum @10 21600 0"/>
-                  </v:formulas>
-                  <v:path o:extrusionok="f" gradientshapeok="t" o:connecttype="rect"/>
-                  <o:lock v:ext="edit" aspectratio="t"/>
-                </v:shapetype>
-                <v:shape id="Picture 21" o:spid="_x0000_s1027" type="#_x0000_t75" style="position:absolute;width:10712;height:23133;visibility:visible;mso-wrap-style:square" o:gfxdata="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">
-                  <v:imagedata r:id="rId5" o:title=""/>
-                  <v:path arrowok="t"/>
+              <v:group w14:anchorId="24D81B06" id="Group 23" o:spid="_x0000_s1038" style="position:absolute;margin-left:326pt;margin-top:108.6pt;width:152.6pt;height:182.15pt;z-index:251650048" coordsize="19380,23133" o:gfxdata="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